--- a/Distance Between Two Points Calculator.docx
+++ b/Distance Between Two Points Calculator.docx
@@ -7,78 +7,137 @@
         <w:t># Distance Between Two Points Calculator</w:t>
       </w:r>
     </w:p>
-    <w:p>
-      <w:r>
-        <w:t>## Description</w:t>
-      </w:r>
-    </w:p>
-    <w:p>
-      <w:r>
-        <w:t>This program calculates the distance between two points (x1, y1) and (x2, y2) on a 2D plane</w:t>
-      </w:r>
-    </w:p>
-    <w:p>
-      <w:r>
-        <w:t>using input values and a math library.</w:t>
-      </w:r>
-    </w:p>
-    <w:p>
-      <w:r>
-        <w:t>## How to Run</w:t>
-      </w:r>
-    </w:p>
-    <w:p>
-      <w:r>
-        <w:t>1. Open the program file in VS Code, Replit, or Google Colab.</w:t>
-      </w:r>
-    </w:p>
-    <w:p>
-      <w:r>
-        <w:t>2. Run the program.</w:t>
-      </w:r>
-    </w:p>
-    <w:p>
-      <w:r>
-        <w:t>3. Enter the values for x1, y1, x2, and y2.</w:t>
-      </w:r>
-    </w:p>
-    <w:p>
-      <w:r>
-        <w:t>4. Check the distance displayed on the screen.</w:t>
-      </w:r>
-    </w:p>
-    <w:p>
-      <w:r>
-        <w:t>## Input Needed</w:t>
-      </w:r>
-    </w:p>
-    <w:p>
-      <w:r>
-        <w:t>- x1</w:t>
-      </w:r>
-    </w:p>
-    <w:p>
-      <w:r>
-        <w:t>- y1</w:t>
-      </w:r>
-    </w:p>
-    <w:p>
-      <w:r>
-        <w:t>- x2</w:t>
-      </w:r>
-    </w:p>
-    <w:p>
-      <w:r>
-        <w:t>- y2</w:t>
-      </w:r>
-    </w:p>
-    <w:p>
-      <w:r>
-        <w:t>## Sample Output</w:t>
-      </w:r>
-    </w:p>
-    <w:p>
-      <w:r>
+    <w:p/>
+    <w:p>
+      <w:r>
+        <w:t xml:space="preserve">## </w:t>
+      </w:r>
+      <w:r>
+        <w:rPr>
+          <w:rFonts w:ascii="Segoe UI Emoji" w:hAnsi="Segoe UI Emoji" w:cs="Segoe UI Emoji"/>
+        </w:rPr>
+        <w:t>📝</w:t>
+      </w:r>
+      <w:r>
+        <w:t xml:space="preserve"> Description</w:t>
+      </w:r>
+    </w:p>
+    <w:p>
+      <w:r>
+        <w:t>This program calculates the distance between two points \((x_1, y_1)\) and \((x_2, y_2)\) on a 2D coordinate plane using custom input values and a math library.</w:t>
+      </w:r>
+    </w:p>
+    <w:p/>
+    <w:p>
+      <w:r>
+        <w:t>---</w:t>
+      </w:r>
+    </w:p>
+    <w:p/>
+    <w:p>
+      <w:r>
+        <w:t xml:space="preserve">## </w:t>
+      </w:r>
+      <w:r>
+        <w:rPr>
+          <w:rFonts w:ascii="Segoe UI Emoji" w:hAnsi="Segoe UI Emoji" w:cs="Segoe UI Emoji"/>
+        </w:rPr>
+        <w:t>🚀</w:t>
+      </w:r>
+      <w:r>
+        <w:t xml:space="preserve"> How to Run</w:t>
+      </w:r>
+    </w:p>
+    <w:p>
+      <w:r>
+        <w:t>1. **Open** the program file in an IDE or editor (e.g., VS Code, Replit, or Google Colab).</w:t>
+      </w:r>
+    </w:p>
+    <w:p>
+      <w:r>
+        <w:t>2. **Execute/Run** the program.</w:t>
+      </w:r>
+    </w:p>
+    <w:p>
+      <w:r>
+        <w:t>3. **Enter** your values for \(x_1\), \(y_1\), \(x_2\), and \(y_2\) when prompted.</w:t>
+      </w:r>
+    </w:p>
+    <w:p>
+      <w:r>
+        <w:t>4. **View** the final calculated distance displayed on the screen.</w:t>
+      </w:r>
+    </w:p>
+    <w:p/>
+    <w:p>
+      <w:r>
+        <w:t>---</w:t>
+      </w:r>
+    </w:p>
+    <w:p/>
+    <w:p>
+      <w:r>
+        <w:t xml:space="preserve">## </w:t>
+      </w:r>
+      <w:r>
+        <w:rPr>
+          <w:rFonts w:ascii="Segoe UI Emoji" w:hAnsi="Segoe UI Emoji" w:cs="Segoe UI Emoji"/>
+        </w:rPr>
+        <w:t>📥</w:t>
+      </w:r>
+      <w:r>
+        <w:t xml:space="preserve"> Required Input</w:t>
+      </w:r>
+    </w:p>
+    <w:p>
+      <w:r>
+        <w:t>* \(x_1\) coordinate</w:t>
+      </w:r>
+    </w:p>
+    <w:p>
+      <w:r>
+        <w:t>* \(y_1\) coordinate</w:t>
+      </w:r>
+    </w:p>
+    <w:p>
+      <w:r>
+        <w:t>* \(x_2\) coordinate</w:t>
+      </w:r>
+    </w:p>
+    <w:p>
+      <w:r>
+        <w:t>* \(y_2\) coordinate</w:t>
+      </w:r>
+    </w:p>
+    <w:p/>
+    <w:p>
+      <w:r>
+        <w:t>---</w:t>
+      </w:r>
+    </w:p>
+    <w:p/>
+    <w:p>
+      <w:r>
+        <w:t xml:space="preserve">## </w:t>
+      </w:r>
+      <w:r>
+        <w:rPr>
+          <w:rFonts w:ascii="Segoe UI Emoji" w:hAnsi="Segoe UI Emoji" w:cs="Segoe UI Emoji"/>
+        </w:rPr>
+        <w:t>💻</w:t>
+      </w:r>
+      <w:r>
+        <w:t xml:space="preserve"> Sample Terminal Output</w:t>
+      </w:r>
+    </w:p>
+    <w:p>
+      <w:r>
+        <w:t>```text</w:t>
+      </w:r>
+    </w:p>
+    <w:p>
+      <w:r>
+        <w:lastRenderedPageBreak/>
         <w:t>Enter x1: 2</w:t>
       </w:r>
     </w:p>
@@ -104,20 +163,40 @@
     </w:p>
     <w:p>
       <w:r>
-        <w:t>## Author</w:t>
-      </w:r>
-    </w:p>
-    <w:p>
-      <w:r>
-        <w:t>Name: Juan Dela Cruz</w:t>
-      </w:r>
-    </w:p>
-    <w:p>
-      <w:r>
-        <w:t>Section: 8-Sampaguita</w:t>
+        <w:t>```</w:t>
       </w:r>
     </w:p>
     <w:p/>
+    <w:p>
+      <w:r>
+        <w:t>---</w:t>
+      </w:r>
+    </w:p>
+    <w:p/>
+    <w:p>
+      <w:r>
+        <w:t xml:space="preserve">## </w:t>
+      </w:r>
+      <w:r>
+        <w:rPr>
+          <w:rFonts w:ascii="Segoe UI Emoji" w:hAnsi="Segoe UI Emoji" w:cs="Segoe UI Emoji"/>
+        </w:rPr>
+        <w:t>👤</w:t>
+      </w:r>
+      <w:r>
+        <w:t xml:space="preserve"> Author Information</w:t>
+      </w:r>
+    </w:p>
+    <w:p>
+      <w:r>
+        <w:t>* **Name:** Juan Dela Cruz</w:t>
+      </w:r>
+    </w:p>
+    <w:p>
+      <w:r>
+        <w:t>* **Section:** 8-Sampaguita</w:t>
+      </w:r>
+    </w:p>
     <w:sectPr>
       <w:pgSz w:w="12240" w:h="15840"/>
       <w:pgMar w:top="1440" w:right="1440" w:bottom="1440" w:left="1440" w:header="720" w:footer="720" w:gutter="0"/>
